--- a/app/assets/documents/FAA_Weekly_Template.docx
+++ b/app/assets/documents/FAA_Weekly_Template.docx
@@ -424,6 +424,26 @@
                 <w:sz w:val="20"/>
               </w:rPr>
             </w:pPr>
+            <w:r>
+              <w:rPr>
+                <w:sz w:val="20"/>
+              </w:rPr>
+              <w:t xml:space="preserve">{{ </w:t>
+            </w:r>
+            <w:proofErr w:type="spellStart"/>
+            <w:r>
+              <w:rPr>
+                <w:sz w:val="20"/>
+              </w:rPr>
+              <w:t>period_end</w:t>
+            </w:r>
+            <w:proofErr w:type="spellEnd"/>
+            <w:r>
+              <w:rPr>
+                <w:sz w:val="20"/>
+              </w:rPr>
+              <w:t xml:space="preserve"> }}</w:t>
+            </w:r>
           </w:p>
         </w:tc>
       </w:tr>
@@ -1669,7 +1689,7 @@
                 <w:sz w:val="20"/>
                 <w:szCs w:val="20"/>
               </w:rPr>
-              <w:t>overall_completion_pct</w:t>
+              <w:t>completion_narrative</w:t>
             </w:r>
             <w:proofErr w:type="spellEnd"/>
             <w:r>
@@ -1678,7 +1698,15 @@
                 <w:sz w:val="20"/>
                 <w:szCs w:val="20"/>
               </w:rPr>
-              <w:t xml:space="preserve"> }}</w:t>
+              <w:t xml:space="preserve"> </w:t>
+            </w:r>
+            <w:r>
+              <w:rPr>
+                <w:iCs/>
+                <w:sz w:val="20"/>
+                <w:szCs w:val="20"/>
+              </w:rPr>
+              <w:t>}}</w:t>
             </w:r>
           </w:p>
           <w:p>
@@ -2544,7 +2572,12 @@
           </w:p>
           <w:p>
             <w:pPr>
-              <w:pStyle w:val="Heading1"/>
+              <w:pStyle w:val="Bullets"/>
+              <w:numPr>
+                <w:ilvl w:val="0"/>
+                <w:numId w:val="0"/>
+              </w:numPr>
+              <w:ind w:left="720" w:hanging="360"/>
               <w:rPr>
                 <w:sz w:val="20"/>
                 <w:szCs w:val="20"/>
@@ -2555,530 +2588,7 @@
                 <w:sz w:val="20"/>
                 <w:szCs w:val="20"/>
               </w:rPr>
-              <w:t>Mobilization Activities:</w:t>
-            </w:r>
-          </w:p>
-          <w:p>
-            <w:pPr>
-              <w:pStyle w:val="Bullets"/>
-              <w:rPr>
-                <w:sz w:val="20"/>
-                <w:szCs w:val="20"/>
-              </w:rPr>
-            </w:pPr>
-            <w:r>
-              <w:rPr>
-                <w:sz w:val="20"/>
-                <w:szCs w:val="20"/>
-              </w:rPr>
-              <w:t xml:space="preserve">Continue traffic control and maintain </w:t>
-            </w:r>
-            <w:r>
-              <w:rPr>
-                <w:sz w:val="20"/>
-                <w:szCs w:val="20"/>
-              </w:rPr>
-              <w:t>low-profile barricades, delineators,</w:t>
-            </w:r>
-            <w:r>
-              <w:rPr>
-                <w:sz w:val="20"/>
-                <w:szCs w:val="20"/>
-              </w:rPr>
-              <w:t xml:space="preserve"> and rope lines around the work area.</w:t>
-            </w:r>
-          </w:p>
-          <w:p>
-            <w:pPr>
-              <w:pStyle w:val="Bullets"/>
-              <w:rPr>
-                <w:sz w:val="20"/>
-                <w:szCs w:val="20"/>
-              </w:rPr>
-            </w:pPr>
-            <w:r>
-              <w:rPr>
-                <w:sz w:val="20"/>
-                <w:szCs w:val="20"/>
-              </w:rPr>
-              <w:t xml:space="preserve">Continue </w:t>
-            </w:r>
-            <w:r>
-              <w:rPr>
-                <w:sz w:val="20"/>
-                <w:szCs w:val="20"/>
-              </w:rPr>
-              <w:t xml:space="preserve">subsurface </w:t>
-            </w:r>
-            <w:r>
-              <w:rPr>
-                <w:sz w:val="20"/>
-                <w:szCs w:val="20"/>
-              </w:rPr>
-              <w:t xml:space="preserve">utility investigation and potholing to verify and protect existing </w:t>
-            </w:r>
-            <w:r>
-              <w:rPr>
-                <w:sz w:val="20"/>
-                <w:szCs w:val="20"/>
-              </w:rPr>
-              <w:t xml:space="preserve">FAA communication and power, airfield electrical, </w:t>
-            </w:r>
-            <w:r>
-              <w:rPr>
-                <w:sz w:val="20"/>
-                <w:szCs w:val="20"/>
-              </w:rPr>
-              <w:t xml:space="preserve">storm drain, water, </w:t>
-            </w:r>
-            <w:r>
-              <w:rPr>
-                <w:sz w:val="20"/>
-                <w:szCs w:val="20"/>
-              </w:rPr>
-              <w:t xml:space="preserve">industrial waste, </w:t>
-            </w:r>
-            <w:r>
-              <w:rPr>
-                <w:sz w:val="20"/>
-                <w:szCs w:val="20"/>
-              </w:rPr>
-              <w:t>gas</w:t>
-            </w:r>
-            <w:r>
-              <w:rPr>
-                <w:sz w:val="20"/>
-                <w:szCs w:val="20"/>
-              </w:rPr>
-              <w:t>,</w:t>
-            </w:r>
-            <w:r>
-              <w:rPr>
-                <w:sz w:val="20"/>
-                <w:szCs w:val="20"/>
-              </w:rPr>
-              <w:t xml:space="preserve"> and power</w:t>
-            </w:r>
-            <w:r>
-              <w:rPr>
-                <w:sz w:val="20"/>
-                <w:szCs w:val="20"/>
-              </w:rPr>
-              <w:t xml:space="preserve"> lines.</w:t>
-            </w:r>
-          </w:p>
-          <w:p>
-            <w:pPr>
-              <w:pStyle w:val="Heading1"/>
-              <w:rPr>
-                <w:sz w:val="20"/>
-                <w:szCs w:val="20"/>
-              </w:rPr>
-            </w:pPr>
-            <w:r>
-              <w:rPr>
-                <w:sz w:val="20"/>
-                <w:szCs w:val="20"/>
-              </w:rPr>
-              <w:t xml:space="preserve">Asphalt </w:t>
-            </w:r>
-            <w:r>
-              <w:rPr>
-                <w:sz w:val="20"/>
-                <w:szCs w:val="20"/>
-              </w:rPr>
-              <w:t xml:space="preserve">Pavement </w:t>
-            </w:r>
-            <w:r>
-              <w:rPr>
-                <w:sz w:val="20"/>
-                <w:szCs w:val="20"/>
-              </w:rPr>
-              <w:t>Rehabilitation</w:t>
-            </w:r>
-            <w:r>
-              <w:rPr>
-                <w:sz w:val="20"/>
-                <w:szCs w:val="20"/>
-              </w:rPr>
-              <w:t>:</w:t>
-            </w:r>
-          </w:p>
-          <w:p>
-            <w:pPr>
-              <w:pStyle w:val="Bullets"/>
-              <w:rPr>
-                <w:sz w:val="20"/>
-                <w:szCs w:val="20"/>
-              </w:rPr>
-            </w:pPr>
-            <w:r>
-              <w:rPr>
-                <w:sz w:val="20"/>
-                <w:szCs w:val="20"/>
-              </w:rPr>
-              <w:t>Perform saw</w:t>
-            </w:r>
-            <w:r>
-              <w:rPr>
-                <w:sz w:val="20"/>
-                <w:szCs w:val="20"/>
-              </w:rPr>
-              <w:t xml:space="preserve"> </w:t>
-            </w:r>
-            <w:r>
-              <w:rPr>
-                <w:sz w:val="20"/>
-                <w:szCs w:val="20"/>
-              </w:rPr>
-              <w:t xml:space="preserve">cutting of </w:t>
-            </w:r>
-            <w:r>
-              <w:rPr>
-                <w:sz w:val="20"/>
-                <w:szCs w:val="20"/>
-              </w:rPr>
-              <w:t xml:space="preserve">project paving limits. </w:t>
-            </w:r>
-          </w:p>
-          <w:p>
-            <w:pPr>
-              <w:pStyle w:val="Bullets"/>
-              <w:rPr>
-                <w:sz w:val="20"/>
-                <w:szCs w:val="20"/>
-              </w:rPr>
-            </w:pPr>
-            <w:r>
-              <w:rPr>
-                <w:sz w:val="20"/>
-                <w:szCs w:val="20"/>
-              </w:rPr>
-              <w:t>Begin milling of Taxiway Z with depth</w:t>
-            </w:r>
-            <w:r>
-              <w:rPr>
-                <w:sz w:val="20"/>
-                <w:szCs w:val="20"/>
-              </w:rPr>
-              <w:t>s ranging</w:t>
-            </w:r>
-            <w:r>
-              <w:rPr>
-                <w:sz w:val="20"/>
-                <w:szCs w:val="20"/>
-              </w:rPr>
-              <w:t xml:space="preserve"> between four and twelve inches.</w:t>
-            </w:r>
-          </w:p>
-          <w:p>
-            <w:pPr>
-              <w:pStyle w:val="Bullets"/>
-              <w:rPr>
-                <w:sz w:val="20"/>
-                <w:szCs w:val="20"/>
-              </w:rPr>
-            </w:pPr>
-            <w:r>
-              <w:rPr>
-                <w:sz w:val="20"/>
-                <w:szCs w:val="20"/>
-              </w:rPr>
-              <w:t>Conduct post-grind survey to verify grades.</w:t>
-            </w:r>
-          </w:p>
-          <w:p>
-            <w:pPr>
-              <w:pStyle w:val="Heading1"/>
-              <w:rPr>
-                <w:sz w:val="20"/>
-                <w:szCs w:val="20"/>
-              </w:rPr>
-            </w:pPr>
-            <w:proofErr w:type="gramStart"/>
-            <w:r>
-              <w:rPr>
-                <w:sz w:val="20"/>
-                <w:szCs w:val="20"/>
-              </w:rPr>
-              <w:t xml:space="preserve">Airfield </w:t>
-            </w:r>
-            <w:r>
-              <w:rPr>
-                <w:sz w:val="20"/>
-                <w:szCs w:val="20"/>
-              </w:rPr>
-              <w:t>Electrical</w:t>
-            </w:r>
-            <w:proofErr w:type="gramEnd"/>
-            <w:r>
-              <w:rPr>
-                <w:sz w:val="20"/>
-                <w:szCs w:val="20"/>
-              </w:rPr>
-              <w:t>:</w:t>
-            </w:r>
-          </w:p>
-          <w:p>
-            <w:pPr>
-              <w:pStyle w:val="Bullets"/>
-              <w:rPr>
-                <w:sz w:val="20"/>
-                <w:szCs w:val="20"/>
-              </w:rPr>
-            </w:pPr>
-            <w:r>
-              <w:rPr>
-                <w:sz w:val="20"/>
-                <w:szCs w:val="20"/>
-              </w:rPr>
-              <w:t>Continue electrical demolition</w:t>
-            </w:r>
-            <w:r>
-              <w:rPr>
-                <w:sz w:val="20"/>
-                <w:szCs w:val="20"/>
-              </w:rPr>
-              <w:t>,</w:t>
-            </w:r>
-            <w:r>
-              <w:rPr>
-                <w:sz w:val="20"/>
-                <w:szCs w:val="20"/>
-              </w:rPr>
-              <w:t xml:space="preserve"> including removal of lights, conduit, and signage.</w:t>
-            </w:r>
-          </w:p>
-          <w:p>
-            <w:pPr>
-              <w:pStyle w:val="Heading1"/>
-              <w:rPr>
-                <w:sz w:val="20"/>
-                <w:szCs w:val="20"/>
-              </w:rPr>
-            </w:pPr>
-          </w:p>
-          <w:p>
-            <w:pPr>
-              <w:pStyle w:val="Heading1"/>
-              <w:rPr>
-                <w:sz w:val="20"/>
-                <w:szCs w:val="20"/>
-              </w:rPr>
-            </w:pPr>
-            <w:r>
-              <w:rPr>
-                <w:sz w:val="20"/>
-                <w:szCs w:val="20"/>
-              </w:rPr>
-              <w:t xml:space="preserve">12kV Electrical </w:t>
-            </w:r>
-            <w:r>
-              <w:rPr>
-                <w:sz w:val="20"/>
-                <w:szCs w:val="20"/>
-              </w:rPr>
-              <w:t>Infrastructure</w:t>
-            </w:r>
-            <w:r>
-              <w:rPr>
-                <w:sz w:val="20"/>
-                <w:szCs w:val="20"/>
-              </w:rPr>
-              <w:t>:</w:t>
-            </w:r>
-          </w:p>
-          <w:p>
-            <w:pPr>
-              <w:pStyle w:val="Bullets"/>
-              <w:rPr>
-                <w:sz w:val="20"/>
-                <w:szCs w:val="20"/>
-              </w:rPr>
-            </w:pPr>
-            <w:r>
-              <w:rPr>
-                <w:sz w:val="20"/>
-                <w:szCs w:val="20"/>
-              </w:rPr>
-              <w:t xml:space="preserve">Excavation and installation of </w:t>
-            </w:r>
-            <w:r>
-              <w:rPr>
-                <w:sz w:val="20"/>
-                <w:szCs w:val="20"/>
-              </w:rPr>
-              <w:t xml:space="preserve">12kV </w:t>
-            </w:r>
-            <w:r>
-              <w:rPr>
-                <w:sz w:val="20"/>
-                <w:szCs w:val="20"/>
-              </w:rPr>
-              <w:t>manhole</w:t>
-            </w:r>
-            <w:r>
-              <w:rPr>
-                <w:sz w:val="20"/>
-                <w:szCs w:val="20"/>
-              </w:rPr>
-              <w:t xml:space="preserve"> and associated </w:t>
-            </w:r>
-            <w:r>
-              <w:rPr>
-                <w:sz w:val="20"/>
-                <w:szCs w:val="20"/>
-              </w:rPr>
-              <w:t>shoring boxes.</w:t>
-            </w:r>
-          </w:p>
-          <w:p>
-            <w:pPr>
-              <w:pStyle w:val="Bullets"/>
-              <w:rPr>
-                <w:sz w:val="20"/>
-                <w:szCs w:val="20"/>
-              </w:rPr>
-            </w:pPr>
-            <w:r>
-              <w:rPr>
-                <w:sz w:val="20"/>
-                <w:szCs w:val="20"/>
-              </w:rPr>
-              <w:t>Begin excavation and placement of the lower 12kV duct bank.</w:t>
-            </w:r>
-          </w:p>
-          <w:p>
-            <w:pPr>
-              <w:pStyle w:val="Heading1"/>
-              <w:rPr>
-                <w:sz w:val="20"/>
-                <w:szCs w:val="20"/>
-              </w:rPr>
-            </w:pPr>
-            <w:r>
-              <w:rPr>
-                <w:sz w:val="20"/>
-                <w:szCs w:val="20"/>
-              </w:rPr>
-              <w:t>Environmental and Stormwater Protection:</w:t>
-            </w:r>
-          </w:p>
-          <w:p>
-            <w:pPr>
-              <w:pStyle w:val="Bullets"/>
-              <w:spacing w:after="0"/>
-              <w:rPr>
-                <w:sz w:val="20"/>
-                <w:szCs w:val="20"/>
-              </w:rPr>
-            </w:pPr>
-            <w:r>
-              <w:rPr>
-                <w:sz w:val="20"/>
-                <w:szCs w:val="20"/>
-              </w:rPr>
-              <w:t>Maintain SWPPP protections, including drainage inlet mats and surface sweeping.</w:t>
-            </w:r>
-          </w:p>
-          <w:p>
-            <w:pPr>
-              <w:pStyle w:val="Bullets"/>
-              <w:rPr>
-                <w:sz w:val="20"/>
-                <w:szCs w:val="20"/>
-              </w:rPr>
-            </w:pPr>
-            <w:r>
-              <w:rPr>
-                <w:sz w:val="20"/>
-                <w:szCs w:val="20"/>
-              </w:rPr>
-              <w:t xml:space="preserve">Environmental </w:t>
-            </w:r>
-            <w:r>
-              <w:rPr>
-                <w:sz w:val="20"/>
-                <w:szCs w:val="20"/>
-              </w:rPr>
-              <w:t>t</w:t>
-            </w:r>
-            <w:r>
-              <w:rPr>
-                <w:sz w:val="20"/>
-                <w:szCs w:val="20"/>
-              </w:rPr>
-              <w:t xml:space="preserve">esting was performed on </w:t>
-            </w:r>
-            <w:r>
-              <w:rPr>
-                <w:sz w:val="20"/>
-                <w:szCs w:val="20"/>
-              </w:rPr>
-              <w:t>five</w:t>
-            </w:r>
-            <w:r>
-              <w:rPr>
-                <w:sz w:val="20"/>
-                <w:szCs w:val="20"/>
-              </w:rPr>
-              <w:t xml:space="preserve"> samples taken throughout the site during </w:t>
-            </w:r>
-            <w:r>
-              <w:rPr>
-                <w:sz w:val="20"/>
-                <w:szCs w:val="20"/>
-              </w:rPr>
-              <w:t>utility</w:t>
-            </w:r>
-            <w:r>
-              <w:rPr>
-                <w:sz w:val="20"/>
-                <w:szCs w:val="20"/>
-              </w:rPr>
-              <w:t xml:space="preserve"> potholing investigations. PFAS was identified in </w:t>
-            </w:r>
-            <w:r>
-              <w:rPr>
-                <w:sz w:val="20"/>
-                <w:szCs w:val="20"/>
-              </w:rPr>
-              <w:t>2</w:t>
-            </w:r>
-            <w:r>
-              <w:rPr>
-                <w:sz w:val="20"/>
-                <w:szCs w:val="20"/>
-              </w:rPr>
-              <w:t xml:space="preserve"> of the 5 samples.</w:t>
-            </w:r>
-            <w:r>
-              <w:rPr>
-                <w:sz w:val="20"/>
-                <w:szCs w:val="20"/>
-              </w:rPr>
-              <w:t xml:space="preserve"> Handling and d</w:t>
-            </w:r>
-            <w:r>
-              <w:rPr>
-                <w:sz w:val="20"/>
-                <w:szCs w:val="20"/>
-              </w:rPr>
-              <w:t xml:space="preserve">isposal of contaminated waste is currently being </w:t>
-            </w:r>
-            <w:r>
-              <w:rPr>
-                <w:sz w:val="20"/>
-                <w:szCs w:val="20"/>
-              </w:rPr>
-              <w:t>discussed</w:t>
-            </w:r>
-            <w:r>
-              <w:rPr>
-                <w:sz w:val="20"/>
-                <w:szCs w:val="20"/>
-              </w:rPr>
-              <w:t xml:space="preserve"> with the Contractor. </w:t>
+              <w:t xml:space="preserve"> </w:t>
             </w:r>
           </w:p>
         </w:tc>
@@ -3355,461 +2865,6 @@
                 <w:szCs w:val="20"/>
               </w:rPr>
               <w:t xml:space="preserve"> and actions taken.)</w:t>
-            </w:r>
-          </w:p>
-          <w:p>
-            <w:pPr>
-              <w:pStyle w:val="Bullets"/>
-              <w:numPr>
-                <w:ilvl w:val="0"/>
-                <w:numId w:val="0"/>
-              </w:numPr>
-              <w:ind w:left="720" w:hanging="360"/>
-              <w:rPr>
-                <w:b/>
-                <w:bCs/>
-                <w:sz w:val="20"/>
-                <w:szCs w:val="20"/>
-                <w:u w:val="single"/>
-              </w:rPr>
-            </w:pPr>
-            <w:r>
-              <w:rPr>
-                <w:b/>
-                <w:bCs/>
-                <w:sz w:val="20"/>
-                <w:szCs w:val="20"/>
-                <w:u w:val="single"/>
-              </w:rPr>
-              <w:t>Bulletin Issuance:</w:t>
-            </w:r>
-          </w:p>
-          <w:p>
-            <w:pPr>
-              <w:pStyle w:val="Bullets"/>
-              <w:rPr>
-                <w:sz w:val="20"/>
-                <w:szCs w:val="20"/>
-              </w:rPr>
-            </w:pPr>
-            <w:r>
-              <w:rPr>
-                <w:sz w:val="20"/>
-                <w:szCs w:val="20"/>
-              </w:rPr>
-              <w:t>Bulletin #1 (5/19/2025):</w:t>
-            </w:r>
-            <w:r>
-              <w:rPr>
-                <w:sz w:val="20"/>
-                <w:szCs w:val="20"/>
-              </w:rPr>
-              <w:t xml:space="preserve"> Revisions to the plans include</w:t>
-            </w:r>
-            <w:r>
-              <w:rPr>
-                <w:sz w:val="20"/>
-                <w:szCs w:val="20"/>
-              </w:rPr>
-              <w:t xml:space="preserve"> utility lid adjustments, </w:t>
-            </w:r>
-            <w:r>
-              <w:rPr>
-                <w:sz w:val="20"/>
-                <w:szCs w:val="20"/>
-              </w:rPr>
-              <w:t>storm drain</w:t>
-            </w:r>
-            <w:r>
-              <w:rPr>
-                <w:sz w:val="20"/>
-                <w:szCs w:val="20"/>
-              </w:rPr>
-              <w:t xml:space="preserve"> invert adjustment, additional </w:t>
-            </w:r>
-            <w:r>
-              <w:rPr>
-                <w:sz w:val="20"/>
-                <w:szCs w:val="20"/>
-              </w:rPr>
-              <w:t xml:space="preserve">storm </w:t>
-            </w:r>
-            <w:proofErr w:type="gramStart"/>
-            <w:r>
-              <w:rPr>
-                <w:sz w:val="20"/>
-                <w:szCs w:val="20"/>
-              </w:rPr>
-              <w:t>drain</w:t>
-            </w:r>
-            <w:proofErr w:type="gramEnd"/>
-            <w:r>
-              <w:rPr>
-                <w:sz w:val="20"/>
-                <w:szCs w:val="20"/>
-              </w:rPr>
-              <w:t xml:space="preserve"> details, </w:t>
-            </w:r>
-            <w:r>
-              <w:rPr>
-                <w:sz w:val="20"/>
-                <w:szCs w:val="20"/>
-              </w:rPr>
-              <w:t>callout</w:t>
-            </w:r>
-            <w:r>
-              <w:rPr>
-                <w:sz w:val="20"/>
-                <w:szCs w:val="20"/>
-              </w:rPr>
-              <w:t xml:space="preserve"> references, marking details, electrical callouts, and</w:t>
-            </w:r>
-            <w:r>
-              <w:rPr>
-                <w:sz w:val="20"/>
-                <w:szCs w:val="20"/>
-              </w:rPr>
-              <w:t xml:space="preserve"> </w:t>
-            </w:r>
-            <w:r>
-              <w:rPr>
-                <w:sz w:val="20"/>
-                <w:szCs w:val="20"/>
-              </w:rPr>
-              <w:t xml:space="preserve">12kV manhole details. </w:t>
-            </w:r>
-          </w:p>
-          <w:p>
-            <w:pPr>
-              <w:pStyle w:val="Bullets"/>
-              <w:rPr>
-                <w:sz w:val="20"/>
-                <w:szCs w:val="20"/>
-              </w:rPr>
-            </w:pPr>
-            <w:r>
-              <w:rPr>
-                <w:sz w:val="20"/>
-                <w:szCs w:val="20"/>
-              </w:rPr>
-              <w:t>Bulletin #2 (7/18/2025):</w:t>
-            </w:r>
-            <w:r>
-              <w:rPr>
-                <w:sz w:val="20"/>
-                <w:szCs w:val="20"/>
-              </w:rPr>
-              <w:t xml:space="preserve"> Revisions to the plans include</w:t>
-            </w:r>
-            <w:r>
-              <w:rPr>
-                <w:sz w:val="20"/>
-                <w:szCs w:val="20"/>
-              </w:rPr>
-              <w:t xml:space="preserve"> </w:t>
-            </w:r>
-            <w:r>
-              <w:rPr>
-                <w:sz w:val="20"/>
-                <w:szCs w:val="20"/>
-              </w:rPr>
-              <w:t xml:space="preserve">the </w:t>
-            </w:r>
-            <w:r>
-              <w:rPr>
-                <w:sz w:val="20"/>
-                <w:szCs w:val="20"/>
-              </w:rPr>
-              <w:t xml:space="preserve">addition of addressable devices for </w:t>
-            </w:r>
-            <w:proofErr w:type="spellStart"/>
-            <w:r>
-              <w:rPr>
-                <w:sz w:val="20"/>
-                <w:szCs w:val="20"/>
-              </w:rPr>
-              <w:t>inpavement</w:t>
-            </w:r>
-            <w:proofErr w:type="spellEnd"/>
-            <w:r>
-              <w:rPr>
-                <w:sz w:val="20"/>
-                <w:szCs w:val="20"/>
-              </w:rPr>
-              <w:t xml:space="preserve"> runway guard lights, and additional elevated taxiway sign and base. </w:t>
-            </w:r>
-          </w:p>
-          <w:p>
-            <w:pPr>
-              <w:pStyle w:val="Bullets"/>
-              <w:rPr>
-                <w:sz w:val="20"/>
-                <w:szCs w:val="20"/>
-              </w:rPr>
-            </w:pPr>
-            <w:r>
-              <w:rPr>
-                <w:sz w:val="20"/>
-                <w:szCs w:val="20"/>
-              </w:rPr>
-              <w:lastRenderedPageBreak/>
-              <w:t>Bulletin #3 (8/1/2025):</w:t>
-            </w:r>
-            <w:r>
-              <w:rPr>
-                <w:sz w:val="20"/>
-                <w:szCs w:val="20"/>
-              </w:rPr>
-              <w:t xml:space="preserve"> Revisions to the plans include</w:t>
-            </w:r>
-            <w:r>
-              <w:rPr>
-                <w:sz w:val="20"/>
-                <w:szCs w:val="20"/>
-              </w:rPr>
-              <w:t xml:space="preserve"> horizontal adjustment of </w:t>
-            </w:r>
-            <w:proofErr w:type="spellStart"/>
-            <w:r>
-              <w:rPr>
-                <w:sz w:val="20"/>
-                <w:szCs w:val="20"/>
-              </w:rPr>
-              <w:t>inpavement</w:t>
-            </w:r>
-            <w:proofErr w:type="spellEnd"/>
-            <w:r>
-              <w:rPr>
-                <w:sz w:val="20"/>
-                <w:szCs w:val="20"/>
-              </w:rPr>
-              <w:t xml:space="preserve"> taxiway centerline lights, 12kV grounding wire and rods. </w:t>
-            </w:r>
-          </w:p>
-          <w:p>
-            <w:pPr>
-              <w:pStyle w:val="Bullets"/>
-              <w:rPr>
-                <w:sz w:val="20"/>
-                <w:szCs w:val="20"/>
-              </w:rPr>
-            </w:pPr>
-            <w:r>
-              <w:rPr>
-                <w:sz w:val="20"/>
-                <w:szCs w:val="20"/>
-              </w:rPr>
-              <w:t>Bulletin #4 (8/15/2025):</w:t>
-            </w:r>
-            <w:r>
-              <w:rPr>
-                <w:sz w:val="20"/>
-                <w:szCs w:val="20"/>
-              </w:rPr>
-              <w:t xml:space="preserve"> </w:t>
-            </w:r>
-            <w:r>
-              <w:rPr>
-                <w:sz w:val="20"/>
-                <w:szCs w:val="20"/>
-              </w:rPr>
-              <w:t>Revisions to the plans include</w:t>
-            </w:r>
-            <w:r>
-              <w:rPr>
-                <w:sz w:val="20"/>
-                <w:szCs w:val="20"/>
-              </w:rPr>
-              <w:t xml:space="preserve"> </w:t>
-            </w:r>
-            <w:r>
-              <w:rPr>
-                <w:sz w:val="20"/>
-                <w:szCs w:val="20"/>
-              </w:rPr>
-              <w:t xml:space="preserve">the </w:t>
-            </w:r>
-            <w:r>
-              <w:rPr>
-                <w:sz w:val="20"/>
-                <w:szCs w:val="20"/>
-              </w:rPr>
-              <w:t xml:space="preserve">removal of temporary blackout striping along the centerline. </w:t>
-            </w:r>
-          </w:p>
-          <w:p>
-            <w:pPr>
-              <w:pStyle w:val="Bullets"/>
-              <w:numPr>
-                <w:ilvl w:val="0"/>
-                <w:numId w:val="0"/>
-              </w:numPr>
-              <w:ind w:left="720" w:hanging="360"/>
-              <w:rPr>
-                <w:b/>
-                <w:bCs/>
-                <w:sz w:val="20"/>
-                <w:szCs w:val="20"/>
-                <w:u w:val="single"/>
-              </w:rPr>
-            </w:pPr>
-            <w:r>
-              <w:rPr>
-                <w:b/>
-                <w:bCs/>
-                <w:sz w:val="20"/>
-                <w:szCs w:val="20"/>
-                <w:u w:val="single"/>
-              </w:rPr>
-              <w:t>Other:</w:t>
-            </w:r>
-          </w:p>
-          <w:p>
-            <w:pPr>
-              <w:pStyle w:val="Bullets"/>
-              <w:rPr>
-                <w:sz w:val="20"/>
-                <w:szCs w:val="20"/>
-              </w:rPr>
-            </w:pPr>
-            <w:r>
-              <w:rPr>
-                <w:sz w:val="20"/>
-                <w:szCs w:val="20"/>
-              </w:rPr>
-              <w:t xml:space="preserve">Additional milling was required along the 12kV trench due to </w:t>
-            </w:r>
-            <w:r>
-              <w:rPr>
-                <w:sz w:val="20"/>
-                <w:szCs w:val="20"/>
-              </w:rPr>
-              <w:t xml:space="preserve">the </w:t>
-            </w:r>
-            <w:r>
-              <w:rPr>
-                <w:sz w:val="20"/>
-                <w:szCs w:val="20"/>
-              </w:rPr>
-              <w:t>existing pavement thickness being greater than the 3 inches shown in the plans.</w:t>
-            </w:r>
-            <w:r>
-              <w:rPr>
-                <w:sz w:val="20"/>
-                <w:szCs w:val="20"/>
-              </w:rPr>
-              <w:t xml:space="preserve"> </w:t>
-            </w:r>
-            <w:r>
-              <w:rPr>
-                <w:sz w:val="20"/>
-                <w:szCs w:val="20"/>
-              </w:rPr>
-              <w:t xml:space="preserve">The extra asphalt millings removed were tracked on a </w:t>
-            </w:r>
-            <w:r>
-              <w:rPr>
-                <w:sz w:val="20"/>
-                <w:szCs w:val="20"/>
-              </w:rPr>
-              <w:t>Force Account basis</w:t>
-            </w:r>
-            <w:r>
-              <w:rPr>
-                <w:sz w:val="20"/>
-                <w:szCs w:val="20"/>
-              </w:rPr>
-              <w:t>.</w:t>
-            </w:r>
-          </w:p>
-          <w:p>
-            <w:pPr>
-              <w:pStyle w:val="Bullets"/>
-              <w:rPr>
-                <w:sz w:val="20"/>
-                <w:szCs w:val="20"/>
-              </w:rPr>
-            </w:pPr>
-            <w:r>
-              <w:rPr>
-                <w:sz w:val="20"/>
-                <w:szCs w:val="20"/>
-              </w:rPr>
-              <w:t>QA l</w:t>
-            </w:r>
-            <w:r>
-              <w:rPr>
-                <w:sz w:val="20"/>
-                <w:szCs w:val="20"/>
-              </w:rPr>
-              <w:t xml:space="preserve">aboratory </w:t>
-            </w:r>
-            <w:r>
-              <w:rPr>
-                <w:sz w:val="20"/>
-                <w:szCs w:val="20"/>
-              </w:rPr>
-              <w:t xml:space="preserve">test </w:t>
-            </w:r>
-            <w:r>
-              <w:rPr>
-                <w:sz w:val="20"/>
-                <w:szCs w:val="20"/>
-              </w:rPr>
-              <w:t xml:space="preserve">results for the P-401 control strip </w:t>
-            </w:r>
-            <w:r>
-              <w:rPr>
-                <w:sz w:val="20"/>
-                <w:szCs w:val="20"/>
-              </w:rPr>
-              <w:t xml:space="preserve">did not pass. </w:t>
-            </w:r>
-            <w:r>
-              <w:rPr>
-                <w:sz w:val="20"/>
-                <w:szCs w:val="20"/>
-              </w:rPr>
-              <w:t>Another control strip will be placed</w:t>
-            </w:r>
-            <w:r>
-              <w:rPr>
-                <w:sz w:val="20"/>
-                <w:szCs w:val="20"/>
-              </w:rPr>
-              <w:t xml:space="preserve">. </w:t>
-            </w:r>
-          </w:p>
-          <w:p>
-            <w:pPr>
-              <w:pStyle w:val="Bullets"/>
-              <w:rPr>
-                <w:sz w:val="20"/>
-                <w:szCs w:val="20"/>
-              </w:rPr>
-            </w:pPr>
-            <w:r>
-              <w:rPr>
-                <w:sz w:val="20"/>
-                <w:szCs w:val="20"/>
-              </w:rPr>
-              <w:t xml:space="preserve">The 12kV duct bank alignment is under </w:t>
-            </w:r>
-            <w:proofErr w:type="gramStart"/>
-            <w:r>
-              <w:rPr>
-                <w:sz w:val="20"/>
-                <w:szCs w:val="20"/>
-              </w:rPr>
-              <w:t>redesign</w:t>
-            </w:r>
-            <w:proofErr w:type="gramEnd"/>
-            <w:r>
-              <w:rPr>
-                <w:sz w:val="20"/>
-                <w:szCs w:val="20"/>
-              </w:rPr>
-              <w:t xml:space="preserve"> to account for existing utility depths.</w:t>
             </w:r>
           </w:p>
         </w:tc>
@@ -3842,7 +2897,6 @@
                 <w:sz w:val="20"/>
                 <w:szCs w:val="20"/>
               </w:rPr>
-              <w:lastRenderedPageBreak/>
               <w:t>SPONSOR’S</w:t>
             </w:r>
             <w:proofErr w:type="gramEnd"/>
